--- a/docs/Mo_Ta_Yeu_Cau_Va_Ke_Hoach_Thuc_Hien.docx
+++ b/docs/Mo_Ta_Yeu_Cau_Va_Ke_Hoach_Thuc_Hien.docx
@@ -730,19 +730,8 @@
             <w:shd w:val="clear" w:color="auto" w:fill="FFFFFF"/>
           </w:tcPr>
           <w:p>
-            <w:pPr>
-              <w:jc w:val="left"/>
-            </w:pPr>
             <w:r>
-              <w:rPr>
-                <w:rFonts w:ascii="Times New Roman" w:hAnsi="Times New Roman"/>
-                <w:b w:val="0"/>
-                <w:i w:val="0"/>
-                <w:color w:val="000000"/>
-                <w:sz w:val="26"/>
-                <w:rFonts w:ascii="Times New Roman" w:hAnsi="Times New Roman" w:cs="Times New Roman" w:eastAsia="Times New Roman"/>
-              </w:rPr>
-              <w:t>Xây dựng bộ dữ liệu ma trận tổng hợp từ 50 đến 1.000 files và thư mục dữ liệu doanh nghiệp thực tế realistic_dataset gồm 450 files trên 15 định dạng gồm Word, Excel, PPTX, PDF, code, SQL, log.</w:t>
+              <w:t>Xây dựng bộ dữ liệu ma trận tổng hợp từ 50 đến 1.000 files và thư mục dữ liệu doanh nghiệp thực tế realistic_dataset gồm 1.000 tệp tin trên 20 định dạng gồm Word, Excel, PPTX, PDF, code, SQL, log.</w:t>
             </w:r>
           </w:p>
         </w:tc>
